--- a/Etapa Elaboración - Iteración 1/Listados de CU - Kairos.docx
+++ b/Etapa Elaboración - Iteración 1/Listados de CU - Kairos.docx
@@ -7,11 +7,13 @@
         <w:jc w:val="center"/>
         <w:rPr>
           <w:b w:val="1"/>
+          <w:bCs w:val="1"/>
         </w:rPr>
       </w:pPr>
       <w:r>
         <w:rPr>
           <w:b w:val="1"/>
+          <w:bCs w:val="1"/>
           <w:rtl w:val="0"/>
         </w:rPr>
         <w:t xml:space="preserve">Listados de CU - Kairos</w:t>
@@ -28,12 +30,14 @@
         <w:jc w:val="left"/>
         <w:rPr>
           <w:b w:val="1"/>
+          <w:bCs w:val="1"/>
           <w:u w:val="none"/>
         </w:rPr>
       </w:pPr>
       <w:r>
         <w:rPr>
           <w:b w:val="1"/>
+          <w:bCs w:val="1"/>
           <w:rtl w:val="0"/>
         </w:rPr>
         <w:t xml:space="preserve">Gestión de usuarios y autenticación</w:t>
@@ -140,6 +144,7 @@
         <w:jc w:val="left"/>
         <w:rPr>
           <w:b w:val="1"/>
+          <w:bCs w:val="1"/>
         </w:rPr>
       </w:pPr>
       <w:r>
@@ -153,6 +158,7 @@
         <w:jc w:val="left"/>
         <w:rPr>
           <w:b w:val="1"/>
+          <w:bCs w:val="1"/>
         </w:rPr>
       </w:pPr>
       <w:r>
@@ -6095,6 +6101,7 @@
       <w:pPr>
         <w:rPr>
           <w:b w:val="1"/>
+          <w:bCs w:val="1"/>
         </w:rPr>
       </w:pPr>
       <w:r>
@@ -22239,6 +22246,7 @@
       <w:pPr>
         <w:rPr>
           <w:b w:val="1"/>
+          <w:bCs w:val="1"/>
           <w:highlight w:val="yellow"/>
         </w:rPr>
       </w:pPr>
@@ -24361,6 +24369,7 @@
     </w:pPr>
     <w:rPr>
       <w:b w:val="1"/>
+      <w:bCs w:val="1"/>
     </w:rPr>
   </w:style>
   <w:style w:type="paragraph" w:styleId="Heading2">
@@ -24375,6 +24384,7 @@
     </w:pPr>
     <w:rPr>
       <w:b w:val="0"/>
+      <w:bCs w:val="0"/>
       <w:sz w:val="32"/>
       <w:szCs w:val="32"/>
     </w:rPr>
@@ -24391,6 +24401,7 @@
     </w:pPr>
     <w:rPr>
       <w:b w:val="0"/>
+      <w:bCs w:val="0"/>
       <w:color w:val="434343"/>
       <w:sz w:val="28"/>
       <w:szCs w:val="28"/>
@@ -24440,6 +24451,7 @@
     </w:pPr>
     <w:rPr>
       <w:i w:val="1"/>
+      <w:iCs w:val="1"/>
       <w:color w:val="666666"/>
       <w:sz w:val="22"/>
       <w:szCs w:val="22"/>
@@ -24473,6 +24485,7 @@
     <w:rPr>
       <w:rFonts w:ascii="Arial" w:cs="Arial" w:eastAsia="Arial" w:hAnsi="Arial"/>
       <w:i w:val="0"/>
+      <w:iCs w:val="0"/>
       <w:color w:val="666666"/>
       <w:sz w:val="30"/>
       <w:szCs w:val="30"/>
